--- a/lab3/Lab3.docx
+++ b/lab3/Lab3.docx
@@ -393,743 +393,231 @@
     <w:p/>
     <w:p>
       <w:r>
-        <w:t xml:space="preserve">Навчитися створювати </w:t>
-      </w:r>
-      <w:proofErr w:type="spellStart"/>
-      <w:r>
-        <w:t>власнi</w:t>
-      </w:r>
-      <w:proofErr w:type="spellEnd"/>
-      <w:r>
-        <w:t xml:space="preserve"> класи у </w:t>
-      </w:r>
-      <w:proofErr w:type="spellStart"/>
-      <w:r>
-        <w:t>мовi</w:t>
-      </w:r>
-      <w:proofErr w:type="spellEnd"/>
-      <w:r>
-        <w:t xml:space="preserve"> C++, </w:t>
-      </w:r>
-      <w:proofErr w:type="spellStart"/>
-      <w:r>
-        <w:t>реалiзовувати</w:t>
-      </w:r>
-      <w:proofErr w:type="spellEnd"/>
-      <w:r>
-        <w:t xml:space="preserve"> методи класу та використовувати принципи </w:t>
-      </w:r>
-      <w:proofErr w:type="spellStart"/>
-      <w:r>
-        <w:t>iнкапсуляцiї</w:t>
-      </w:r>
-      <w:proofErr w:type="spellEnd"/>
-      <w:r>
-        <w:t xml:space="preserve">. Освоїти </w:t>
-      </w:r>
-      <w:proofErr w:type="spellStart"/>
-      <w:r>
-        <w:t>чисельнi</w:t>
-      </w:r>
-      <w:proofErr w:type="spellEnd"/>
-      <w:r>
-        <w:t xml:space="preserve"> методи </w:t>
-      </w:r>
-      <w:proofErr w:type="spellStart"/>
-      <w:r>
-        <w:t>розвязання</w:t>
-      </w:r>
-      <w:proofErr w:type="spellEnd"/>
-      <w:r>
-        <w:t xml:space="preserve"> </w:t>
-      </w:r>
-      <w:proofErr w:type="spellStart"/>
-      <w:r>
-        <w:t>нелiнiйних</w:t>
-      </w:r>
-      <w:proofErr w:type="spellEnd"/>
-      <w:r>
-        <w:t xml:space="preserve"> </w:t>
-      </w:r>
-      <w:proofErr w:type="spellStart"/>
-      <w:r>
-        <w:t>рiвнянь</w:t>
-      </w:r>
-      <w:proofErr w:type="spellEnd"/>
-      <w:r>
-        <w:t xml:space="preserve">, а саме метод </w:t>
-      </w:r>
-      <w:proofErr w:type="spellStart"/>
-      <w:r>
-        <w:t>дихотомiї</w:t>
-      </w:r>
-      <w:proofErr w:type="spellEnd"/>
-      <w:r>
-        <w:t xml:space="preserve"> та метод Ньютона.</w:t>
+        <w:t>Навчитися створювати власнi класи у мовi C++, реалiзовувати методи класу та використовувати принципи iнкапсуляцiї. Освоїти чисельнi методи розвязання нелiнiйних рiвнянь, а саме метод дихотомiї та метод Ньютона.</w:t>
       </w:r>
     </w:p>
     <w:p/>
     <w:p>
-      <w:proofErr w:type="spellStart"/>
-      <w:r>
-        <w:t>Хiд</w:t>
-      </w:r>
-      <w:proofErr w:type="spellEnd"/>
-      <w:r>
-        <w:t xml:space="preserve"> роботи</w:t>
+      <w:r>
+        <w:t>Хiд роботи</w:t>
       </w:r>
     </w:p>
     <w:p/>
     <w:p>
       <w:r>
-        <w:t xml:space="preserve">Спочатку я створив заголовковий файл </w:t>
-      </w:r>
-      <w:proofErr w:type="spellStart"/>
-      <w:r>
-        <w:t>Dyhotomia_class.h</w:t>
-      </w:r>
-      <w:proofErr w:type="spellEnd"/>
-      <w:r>
-        <w:t xml:space="preserve">, в якому оголосив клас для методу </w:t>
-      </w:r>
-      <w:proofErr w:type="spellStart"/>
-      <w:r>
-        <w:t>дихотомiї</w:t>
-      </w:r>
-      <w:proofErr w:type="spellEnd"/>
-      <w:r>
-        <w:t xml:space="preserve">. Клас </w:t>
-      </w:r>
-      <w:proofErr w:type="spellStart"/>
-      <w:r>
-        <w:t>мiстить</w:t>
-      </w:r>
-      <w:proofErr w:type="spellEnd"/>
-      <w:r>
-        <w:t xml:space="preserve"> три приватних поля: a, b та </w:t>
-      </w:r>
-      <w:proofErr w:type="spellStart"/>
-      <w:r>
-        <w:t>eps</w:t>
-      </w:r>
-      <w:proofErr w:type="spellEnd"/>
-      <w:r>
-        <w:t xml:space="preserve">, що </w:t>
-      </w:r>
-      <w:proofErr w:type="spellStart"/>
-      <w:r>
-        <w:t>вiдповiдають</w:t>
-      </w:r>
-      <w:proofErr w:type="spellEnd"/>
-      <w:r>
-        <w:t xml:space="preserve"> межам </w:t>
-      </w:r>
-      <w:proofErr w:type="spellStart"/>
-      <w:r>
-        <w:t>промiжку</w:t>
-      </w:r>
-      <w:proofErr w:type="spellEnd"/>
-      <w:r>
-        <w:t xml:space="preserve"> та </w:t>
-      </w:r>
-      <w:proofErr w:type="spellStart"/>
-      <w:r>
-        <w:t>точностi</w:t>
-      </w:r>
-      <w:proofErr w:type="spellEnd"/>
-      <w:r>
-        <w:t xml:space="preserve"> обчислень. Для роботи з цими полями написав </w:t>
-      </w:r>
-      <w:proofErr w:type="spellStart"/>
-      <w:r>
-        <w:t>публiчнi</w:t>
-      </w:r>
-      <w:proofErr w:type="spellEnd"/>
-      <w:r>
-        <w:t xml:space="preserve"> методи </w:t>
-      </w:r>
-      <w:proofErr w:type="spellStart"/>
-      <w:r>
-        <w:t>setVolumes</w:t>
-      </w:r>
-      <w:proofErr w:type="spellEnd"/>
-      <w:r>
-        <w:t xml:space="preserve"> та </w:t>
-      </w:r>
-      <w:proofErr w:type="spellStart"/>
-      <w:r>
-        <w:t>setTolerance</w:t>
-      </w:r>
-      <w:proofErr w:type="spellEnd"/>
-      <w:r>
-        <w:t xml:space="preserve">, а також метод </w:t>
-      </w:r>
-      <w:proofErr w:type="spellStart"/>
-      <w:r>
-        <w:t>count</w:t>
-      </w:r>
-      <w:proofErr w:type="spellEnd"/>
-      <w:r>
-        <w:t xml:space="preserve">, який виконує сам розрахунок i записує результат у </w:t>
-      </w:r>
-      <w:proofErr w:type="spellStart"/>
-      <w:r>
-        <w:t>змiнну</w:t>
-      </w:r>
-      <w:proofErr w:type="spellEnd"/>
-      <w:r>
-        <w:t xml:space="preserve"> за посиланням.</w:t>
-      </w:r>
-    </w:p>
-    <w:p>
-      <w:proofErr w:type="spellStart"/>
-      <w:r>
-        <w:t>Далi</w:t>
-      </w:r>
-      <w:proofErr w:type="spellEnd"/>
-      <w:r>
-        <w:t xml:space="preserve"> створив файл </w:t>
-      </w:r>
-      <w:proofErr w:type="spellStart"/>
-      <w:r>
-        <w:t>реалiзацiї</w:t>
-      </w:r>
-      <w:proofErr w:type="spellEnd"/>
-      <w:r>
-        <w:t xml:space="preserve"> Dyhotomia_class.cpp, де описав </w:t>
-      </w:r>
-      <w:proofErr w:type="spellStart"/>
-      <w:r>
-        <w:t>логiку</w:t>
-      </w:r>
-      <w:proofErr w:type="spellEnd"/>
-      <w:r>
-        <w:t xml:space="preserve"> методу </w:t>
-      </w:r>
-      <w:proofErr w:type="spellStart"/>
-      <w:r>
-        <w:t>дихотомiї</w:t>
-      </w:r>
-      <w:proofErr w:type="spellEnd"/>
-      <w:r>
-        <w:t xml:space="preserve">. Суть методу полягає в тому, що ми беремо </w:t>
-      </w:r>
-      <w:proofErr w:type="spellStart"/>
-      <w:r>
-        <w:t>промiжок</w:t>
-      </w:r>
-      <w:proofErr w:type="spellEnd"/>
-      <w:r>
-        <w:t xml:space="preserve">, на </w:t>
-      </w:r>
-      <w:proofErr w:type="spellStart"/>
-      <w:r>
-        <w:t>кiнцях</w:t>
-      </w:r>
-      <w:proofErr w:type="spellEnd"/>
-      <w:r>
-        <w:t xml:space="preserve"> якого </w:t>
-      </w:r>
-      <w:proofErr w:type="spellStart"/>
-      <w:r>
-        <w:t>функцiя</w:t>
-      </w:r>
-      <w:proofErr w:type="spellEnd"/>
-      <w:r>
-        <w:t xml:space="preserve"> має </w:t>
-      </w:r>
-      <w:proofErr w:type="spellStart"/>
-      <w:r>
-        <w:t>рiзнi</w:t>
-      </w:r>
-      <w:proofErr w:type="spellEnd"/>
-      <w:r>
-        <w:t xml:space="preserve"> знаки, знаходимо середину i визначаємо, в </w:t>
-      </w:r>
-      <w:proofErr w:type="spellStart"/>
-      <w:r>
-        <w:t>якiй</w:t>
-      </w:r>
-      <w:proofErr w:type="spellEnd"/>
-      <w:r>
-        <w:t xml:space="preserve"> </w:t>
-      </w:r>
-      <w:proofErr w:type="spellStart"/>
-      <w:r>
-        <w:t>половинi</w:t>
-      </w:r>
-      <w:proofErr w:type="spellEnd"/>
-      <w:r>
-        <w:t xml:space="preserve"> знаходиться </w:t>
-      </w:r>
-      <w:proofErr w:type="spellStart"/>
-      <w:r>
-        <w:t>корiнь</w:t>
-      </w:r>
-      <w:proofErr w:type="spellEnd"/>
-      <w:r>
-        <w:t xml:space="preserve">. Цей процес повторюється поки довжина </w:t>
-      </w:r>
-      <w:proofErr w:type="spellStart"/>
-      <w:r>
-        <w:t>промiжку</w:t>
-      </w:r>
-      <w:proofErr w:type="spellEnd"/>
-      <w:r>
-        <w:t xml:space="preserve"> не стане менше заданої </w:t>
-      </w:r>
-      <w:proofErr w:type="spellStart"/>
-      <w:r>
-        <w:t>точностi</w:t>
-      </w:r>
-      <w:proofErr w:type="spellEnd"/>
-      <w:r>
-        <w:t>.</w:t>
-      </w:r>
-    </w:p>
-    <w:p>
-      <w:r>
-        <w:t xml:space="preserve">За </w:t>
-      </w:r>
-      <w:proofErr w:type="spellStart"/>
-      <w:r>
-        <w:t>аналогiєю</w:t>
-      </w:r>
-      <w:proofErr w:type="spellEnd"/>
-      <w:r>
-        <w:t xml:space="preserve"> створив клас </w:t>
-      </w:r>
-      <w:proofErr w:type="spellStart"/>
-      <w:r>
-        <w:t>Newton_class</w:t>
-      </w:r>
-      <w:proofErr w:type="spellEnd"/>
-      <w:r>
-        <w:t xml:space="preserve"> для методу Ньютона. </w:t>
-      </w:r>
-      <w:proofErr w:type="spellStart"/>
-      <w:r>
-        <w:t>Вiдмiннiсть</w:t>
-      </w:r>
-      <w:proofErr w:type="spellEnd"/>
-      <w:r>
-        <w:t xml:space="preserve"> цього методу в тому, що </w:t>
-      </w:r>
-      <w:proofErr w:type="spellStart"/>
-      <w:r>
-        <w:t>вiн</w:t>
-      </w:r>
-      <w:proofErr w:type="spellEnd"/>
-      <w:r>
-        <w:t xml:space="preserve"> використовує дотичну до </w:t>
-      </w:r>
-      <w:proofErr w:type="spellStart"/>
-      <w:r>
-        <w:t>графiка</w:t>
-      </w:r>
-      <w:proofErr w:type="spellEnd"/>
-      <w:r>
-        <w:t xml:space="preserve"> </w:t>
-      </w:r>
-      <w:proofErr w:type="spellStart"/>
-      <w:r>
-        <w:t>функцiї</w:t>
-      </w:r>
-      <w:proofErr w:type="spellEnd"/>
-      <w:r>
-        <w:t xml:space="preserve"> для знаходження наступного наближення. </w:t>
-      </w:r>
-      <w:proofErr w:type="spellStart"/>
-      <w:r>
-        <w:t>Похiдну</w:t>
-      </w:r>
-      <w:proofErr w:type="spellEnd"/>
-      <w:r>
-        <w:t xml:space="preserve"> обчислював </w:t>
-      </w:r>
-      <w:proofErr w:type="spellStart"/>
-      <w:r>
-        <w:t>чисельно</w:t>
-      </w:r>
-      <w:proofErr w:type="spellEnd"/>
-      <w:r>
-        <w:t xml:space="preserve"> за формулою </w:t>
-      </w:r>
-      <w:proofErr w:type="spellStart"/>
-      <w:r>
-        <w:t>скiнченних</w:t>
-      </w:r>
-      <w:proofErr w:type="spellEnd"/>
-      <w:r>
-        <w:t xml:space="preserve"> </w:t>
-      </w:r>
-      <w:proofErr w:type="spellStart"/>
-      <w:r>
-        <w:t>рiзниць</w:t>
-      </w:r>
-      <w:proofErr w:type="spellEnd"/>
-      <w:r>
-        <w:t>.</w:t>
-      </w:r>
-    </w:p>
-    <w:p>
-      <w:r>
-        <w:t xml:space="preserve">В </w:t>
-      </w:r>
-      <w:proofErr w:type="spellStart"/>
-      <w:r>
-        <w:t>основнiй</w:t>
-      </w:r>
-      <w:proofErr w:type="spellEnd"/>
-      <w:r>
-        <w:t xml:space="preserve"> </w:t>
-      </w:r>
-      <w:proofErr w:type="spellStart"/>
-      <w:r>
-        <w:t>програмi</w:t>
-      </w:r>
-      <w:proofErr w:type="spellEnd"/>
-      <w:r>
-        <w:t xml:space="preserve"> main.cpp </w:t>
-      </w:r>
-      <w:proofErr w:type="spellStart"/>
-      <w:r>
-        <w:t>пiдключив</w:t>
-      </w:r>
-      <w:proofErr w:type="spellEnd"/>
-      <w:r>
-        <w:t xml:space="preserve"> обидва класи, створив їх екземпляри через оператор </w:t>
-      </w:r>
-      <w:proofErr w:type="spellStart"/>
-      <w:r>
-        <w:t>new</w:t>
-      </w:r>
-      <w:proofErr w:type="spellEnd"/>
-      <w:r>
-        <w:t xml:space="preserve">, задав параметри i запустив обчислення. </w:t>
-      </w:r>
-      <w:proofErr w:type="spellStart"/>
-      <w:r>
-        <w:t>Пiсля</w:t>
-      </w:r>
-      <w:proofErr w:type="spellEnd"/>
-      <w:r>
-        <w:t xml:space="preserve"> отримання </w:t>
-      </w:r>
-      <w:proofErr w:type="spellStart"/>
-      <w:r>
-        <w:t>результатiв</w:t>
-      </w:r>
-      <w:proofErr w:type="spellEnd"/>
-      <w:r>
-        <w:t xml:space="preserve"> </w:t>
-      </w:r>
-      <w:proofErr w:type="spellStart"/>
-      <w:r>
-        <w:t>обєкти</w:t>
-      </w:r>
-      <w:proofErr w:type="spellEnd"/>
-      <w:r>
-        <w:t xml:space="preserve"> видалив через </w:t>
-      </w:r>
-      <w:proofErr w:type="spellStart"/>
-      <w:r>
-        <w:t>delete</w:t>
-      </w:r>
-      <w:proofErr w:type="spellEnd"/>
-      <w:r>
-        <w:t>.</w:t>
-      </w:r>
-    </w:p>
-    <w:p>
-      <w:r>
-        <w:t xml:space="preserve">Для </w:t>
-      </w:r>
-      <w:proofErr w:type="spellStart"/>
-      <w:r>
-        <w:t>функцiї</w:t>
-      </w:r>
-      <w:proofErr w:type="spellEnd"/>
-      <w:r>
-        <w:t xml:space="preserve"> </w:t>
-      </w:r>
-      <w:proofErr w:type="spellStart"/>
-      <w:r>
-        <w:t>варiанту</w:t>
-      </w:r>
-      <w:proofErr w:type="spellEnd"/>
-      <w:r>
-        <w:t xml:space="preserve"> 5 f(x) = </w:t>
-      </w:r>
-      <w:proofErr w:type="spellStart"/>
-      <w:r>
-        <w:t>cos</w:t>
-      </w:r>
-      <w:proofErr w:type="spellEnd"/>
-      <w:r>
-        <w:t xml:space="preserve">(2/x) - 2sin(1/x) + 1/x на </w:t>
-      </w:r>
-      <w:proofErr w:type="spellStart"/>
-      <w:r>
-        <w:t>промiжку</w:t>
-      </w:r>
-      <w:proofErr w:type="spellEnd"/>
-      <w:r>
-        <w:t xml:space="preserve"> </w:t>
-      </w:r>
-      <w:proofErr w:type="spellStart"/>
-      <w:r>
-        <w:t>вiд</w:t>
-      </w:r>
-      <w:proofErr w:type="spellEnd"/>
-      <w:r>
-        <w:t xml:space="preserve"> 1 до 2 з </w:t>
-      </w:r>
-      <w:proofErr w:type="spellStart"/>
-      <w:r>
-        <w:t>точнiстю</w:t>
-      </w:r>
-      <w:proofErr w:type="spellEnd"/>
-      <w:r>
-        <w:t xml:space="preserve"> 0.0001 отримав </w:t>
-      </w:r>
-      <w:proofErr w:type="spellStart"/>
-      <w:r>
-        <w:t>наступнi</w:t>
-      </w:r>
-      <w:proofErr w:type="spellEnd"/>
-      <w:r>
-        <w:t xml:space="preserve"> результати. Метод </w:t>
-      </w:r>
-      <w:proofErr w:type="spellStart"/>
-      <w:r>
-        <w:t>дихотомiї</w:t>
-      </w:r>
-      <w:proofErr w:type="spellEnd"/>
-      <w:r>
-        <w:t xml:space="preserve"> знайшов </w:t>
-      </w:r>
-      <w:proofErr w:type="spellStart"/>
-      <w:r>
-        <w:t>корiнь</w:t>
-      </w:r>
-      <w:proofErr w:type="spellEnd"/>
-      <w:r>
-        <w:t xml:space="preserve"> x = 1.87564 за 14 </w:t>
-      </w:r>
-      <w:proofErr w:type="spellStart"/>
-      <w:r>
-        <w:t>iтерацiй</w:t>
-      </w:r>
-      <w:proofErr w:type="spellEnd"/>
-      <w:r>
-        <w:t xml:space="preserve">. Метод Ньютона знайшов </w:t>
-      </w:r>
-      <w:proofErr w:type="spellStart"/>
-      <w:r>
-        <w:t>корiнь</w:t>
-      </w:r>
-      <w:proofErr w:type="spellEnd"/>
-      <w:r>
-        <w:t xml:space="preserve"> x = 1.87562 за 4 </w:t>
-      </w:r>
-      <w:proofErr w:type="spellStart"/>
-      <w:r>
-        <w:t>iтерацiї</w:t>
-      </w:r>
-      <w:proofErr w:type="spellEnd"/>
-      <w:r>
-        <w:t>.</w:t>
+        <w:t>Спочатку я створив заголовковий файл Dyhotomia_class.h, в якому оголосив клас для методу дихотомiї. Клас мiстить три приватних поля: a, b та eps, що вiдповiдають межам промiжку та точностi обчислень. Для роботи з цими полями написав публiчнi методи setVolumes та setTolerance, а також метод count, який виконує сам розрахунок i записує результат у змiнну за посиланням.</w:t>
+      </w:r>
+    </w:p>
+    <w:p>
+      <w:r>
+        <w:t>Далi створив файл реалiзацiї Dyhotomia_class.cpp, де описав логiку методу дихотомiї. Суть методу полягає в тому, що ми беремо промiжок, на кiнцях якого функцiя має рiзнi знаки, знаходимо середину i визначаємо, в якiй половинi знаходиться корiнь. Цей процес повторюється поки довжина промiжку не стане менше заданої точностi.</w:t>
+      </w:r>
+    </w:p>
+    <w:p>
+      <w:r>
+        <w:t>За аналогiєю створив клас Newton_class для методу Ньютона. Вiдмiннiсть цього методу в тому, що вiн використовує дотичну до графiка функцiї для знаходження наступного наближення. Похiдну обчислював чисельно за формулою скiнченних рiзниць.</w:t>
+      </w:r>
+    </w:p>
+    <w:p>
+      <w:r>
+        <w:t>В основнiй програмi main.cpp пiдключив обидва класи, створив їх екземпляри через оператор new, задав параметри i запустив обчислення. Пiсля отримання результатiв обєкти видалив через delete.</w:t>
+      </w:r>
+    </w:p>
+    <w:p>
+      <w:r>
+        <w:t>Для функцiї варiанту 5 f(x) = cos(2/x) - 2sin(1/x) + 1/x на промiжку вiд 1 до 2 з точнiстю 0.0001 отримав наступнi результати. Метод дихотомiї знайшов корiнь x = 1.87564 за 14 iтерацiй. Метод Ньютона знайшов корiнь x = 1.87562 за 4 iтерацiї.</w:t>
+      </w:r>
+    </w:p>
+    <w:p/>
+    <w:p>
+      <w:r>
+        <w:lastRenderedPageBreak/>
+        <w:t xml:space="preserve">Фото з роботи </w:t>
+      </w:r>
+      <w:r>
+        <w:br/>
+        <w:t xml:space="preserve">1. </w:t>
+      </w:r>
+      <w:r>
+        <w:t xml:space="preserve">Перший клас </w:t>
+      </w:r>
+      <w:r>
+        <w:drawing>
+          <wp:inline distT="0" distB="0" distL="0" distR="0" wp14:anchorId="186EC4C1" wp14:editId="09E7F74E">
+            <wp:extent cx="6120765" cy="3400425"/>
+            <wp:effectExtent l="0" t="0" r="0" b="9525"/>
+            <wp:docPr id="1833631193" name="Рисунок 1"/>
+            <wp:cNvGraphicFramePr>
+              <a:graphicFrameLocks xmlns:a="http://schemas.openxmlformats.org/drawingml/2006/main" noChangeAspect="1"/>
+            </wp:cNvGraphicFramePr>
+            <a:graphic xmlns:a="http://schemas.openxmlformats.org/drawingml/2006/main">
+              <a:graphicData uri="http://schemas.openxmlformats.org/drawingml/2006/picture">
+                <pic:pic xmlns:pic="http://schemas.openxmlformats.org/drawingml/2006/picture">
+                  <pic:nvPicPr>
+                    <pic:cNvPr id="1833631193" name=""/>
+                    <pic:cNvPicPr/>
+                  </pic:nvPicPr>
+                  <pic:blipFill>
+                    <a:blip r:embed="rId4"/>
+                    <a:stretch>
+                      <a:fillRect/>
+                    </a:stretch>
+                  </pic:blipFill>
+                  <pic:spPr>
+                    <a:xfrm>
+                      <a:off x="0" y="0"/>
+                      <a:ext cx="6120765" cy="3400425"/>
+                    </a:xfrm>
+                    <a:prstGeom prst="rect">
+                      <a:avLst/>
+                    </a:prstGeom>
+                  </pic:spPr>
+                </pic:pic>
+              </a:graphicData>
+            </a:graphic>
+          </wp:inline>
+        </w:drawing>
+      </w:r>
+    </w:p>
+    <w:p>
+      <w:r>
+        <w:t xml:space="preserve">2. другий клас </w:t>
+      </w:r>
+      <w:r>
+        <w:drawing>
+          <wp:inline distT="0" distB="0" distL="0" distR="0" wp14:anchorId="4AE0149E" wp14:editId="1AB1CF38">
+            <wp:extent cx="6120765" cy="3501390"/>
+            <wp:effectExtent l="0" t="0" r="0" b="3810"/>
+            <wp:docPr id="1944389732" name="Рисунок 1"/>
+            <wp:cNvGraphicFramePr>
+              <a:graphicFrameLocks xmlns:a="http://schemas.openxmlformats.org/drawingml/2006/main" noChangeAspect="1"/>
+            </wp:cNvGraphicFramePr>
+            <a:graphic xmlns:a="http://schemas.openxmlformats.org/drawingml/2006/main">
+              <a:graphicData uri="http://schemas.openxmlformats.org/drawingml/2006/picture">
+                <pic:pic xmlns:pic="http://schemas.openxmlformats.org/drawingml/2006/picture">
+                  <pic:nvPicPr>
+                    <pic:cNvPr id="1944389732" name=""/>
+                    <pic:cNvPicPr/>
+                  </pic:nvPicPr>
+                  <pic:blipFill>
+                    <a:blip r:embed="rId5"/>
+                    <a:stretch>
+                      <a:fillRect/>
+                    </a:stretch>
+                  </pic:blipFill>
+                  <pic:spPr>
+                    <a:xfrm>
+                      <a:off x="0" y="0"/>
+                      <a:ext cx="6120765" cy="3501390"/>
+                    </a:xfrm>
+                    <a:prstGeom prst="rect">
+                      <a:avLst/>
+                    </a:prstGeom>
+                  </pic:spPr>
+                </pic:pic>
+              </a:graphicData>
+            </a:graphic>
+          </wp:inline>
+        </w:drawing>
+      </w:r>
+    </w:p>
+    <w:p>
+      <w:r>
+        <w:lastRenderedPageBreak/>
+        <w:t xml:space="preserve">3. мейн </w:t>
+      </w:r>
+      <w:r>
+        <w:drawing>
+          <wp:inline distT="0" distB="0" distL="0" distR="0" wp14:anchorId="194FAE3A" wp14:editId="043BCB16">
+            <wp:extent cx="6120765" cy="5845175"/>
+            <wp:effectExtent l="0" t="0" r="0" b="3175"/>
+            <wp:docPr id="168141843" name="Рисунок 1"/>
+            <wp:cNvGraphicFramePr>
+              <a:graphicFrameLocks xmlns:a="http://schemas.openxmlformats.org/drawingml/2006/main" noChangeAspect="1"/>
+            </wp:cNvGraphicFramePr>
+            <a:graphic xmlns:a="http://schemas.openxmlformats.org/drawingml/2006/main">
+              <a:graphicData uri="http://schemas.openxmlformats.org/drawingml/2006/picture">
+                <pic:pic xmlns:pic="http://schemas.openxmlformats.org/drawingml/2006/picture">
+                  <pic:nvPicPr>
+                    <pic:cNvPr id="168141843" name=""/>
+                    <pic:cNvPicPr/>
+                  </pic:nvPicPr>
+                  <pic:blipFill>
+                    <a:blip r:embed="rId6"/>
+                    <a:stretch>
+                      <a:fillRect/>
+                    </a:stretch>
+                  </pic:blipFill>
+                  <pic:spPr>
+                    <a:xfrm>
+                      <a:off x="0" y="0"/>
+                      <a:ext cx="6120765" cy="5845175"/>
+                    </a:xfrm>
+                    <a:prstGeom prst="rect">
+                      <a:avLst/>
+                    </a:prstGeom>
+                  </pic:spPr>
+                </pic:pic>
+              </a:graphicData>
+            </a:graphic>
+          </wp:inline>
+        </w:drawing>
+      </w:r>
+    </w:p>
+    <w:p>
+      <w:r>
+        <w:t xml:space="preserve">4. вивід </w:t>
+      </w:r>
+      <w:r>
+        <w:drawing>
+          <wp:inline distT="0" distB="0" distL="0" distR="0" wp14:anchorId="4CEF96D2" wp14:editId="39649099">
+            <wp:extent cx="6120765" cy="2059305"/>
+            <wp:effectExtent l="0" t="0" r="0" b="0"/>
+            <wp:docPr id="1062445088" name="Рисунок 1"/>
+            <wp:cNvGraphicFramePr>
+              <a:graphicFrameLocks xmlns:a="http://schemas.openxmlformats.org/drawingml/2006/main" noChangeAspect="1"/>
+            </wp:cNvGraphicFramePr>
+            <a:graphic xmlns:a="http://schemas.openxmlformats.org/drawingml/2006/main">
+              <a:graphicData uri="http://schemas.openxmlformats.org/drawingml/2006/picture">
+                <pic:pic xmlns:pic="http://schemas.openxmlformats.org/drawingml/2006/picture">
+                  <pic:nvPicPr>
+                    <pic:cNvPr id="1062445088" name=""/>
+                    <pic:cNvPicPr/>
+                  </pic:nvPicPr>
+                  <pic:blipFill>
+                    <a:blip r:embed="rId7"/>
+                    <a:stretch>
+                      <a:fillRect/>
+                    </a:stretch>
+                  </pic:blipFill>
+                  <pic:spPr>
+                    <a:xfrm>
+                      <a:off x="0" y="0"/>
+                      <a:ext cx="6120765" cy="2059305"/>
+                    </a:xfrm>
+                    <a:prstGeom prst="rect">
+                      <a:avLst/>
+                    </a:prstGeom>
+                  </pic:spPr>
+                </pic:pic>
+              </a:graphicData>
+            </a:graphic>
+          </wp:inline>
+        </w:drawing>
       </w:r>
     </w:p>
     <w:p/>
     <w:p/>
     <w:p/>
     <w:p/>
-    <w:p/>
-    <w:p/>
     <w:p>
       <w:r>
         <w:t>Висновок</w:t>
       </w:r>
     </w:p>
     <w:p>
-      <w:proofErr w:type="spellStart"/>
-      <w:r>
-        <w:t>Пiд</w:t>
-      </w:r>
-      <w:proofErr w:type="spellEnd"/>
-      <w:r>
-        <w:t xml:space="preserve"> час виконання лабораторної роботи я навчився створювати </w:t>
-      </w:r>
-      <w:proofErr w:type="spellStart"/>
-      <w:r>
-        <w:t>власнi</w:t>
-      </w:r>
-      <w:proofErr w:type="spellEnd"/>
-      <w:r>
-        <w:t xml:space="preserve"> класи в C++ та застосовувати принципи </w:t>
-      </w:r>
-      <w:proofErr w:type="spellStart"/>
-      <w:r>
-        <w:t>iнкапсуляцiї</w:t>
-      </w:r>
-      <w:proofErr w:type="spellEnd"/>
-      <w:r>
-        <w:t xml:space="preserve">, коли </w:t>
-      </w:r>
-      <w:proofErr w:type="spellStart"/>
-      <w:r>
-        <w:t>данi</w:t>
-      </w:r>
-      <w:proofErr w:type="spellEnd"/>
-      <w:r>
-        <w:t xml:space="preserve"> класу </w:t>
-      </w:r>
-      <w:proofErr w:type="spellStart"/>
-      <w:r>
-        <w:t>захищенi</w:t>
-      </w:r>
-      <w:proofErr w:type="spellEnd"/>
-      <w:r>
-        <w:t xml:space="preserve"> </w:t>
-      </w:r>
-      <w:proofErr w:type="spellStart"/>
-      <w:r>
-        <w:t>вiд</w:t>
-      </w:r>
-      <w:proofErr w:type="spellEnd"/>
-      <w:r>
-        <w:t xml:space="preserve"> прямого доступу i </w:t>
-      </w:r>
-      <w:proofErr w:type="spellStart"/>
-      <w:r>
-        <w:t>змiнюються</w:t>
-      </w:r>
-      <w:proofErr w:type="spellEnd"/>
-      <w:r>
-        <w:t xml:space="preserve"> </w:t>
-      </w:r>
-      <w:proofErr w:type="spellStart"/>
-      <w:r>
-        <w:t>тiльки</w:t>
-      </w:r>
-      <w:proofErr w:type="spellEnd"/>
-      <w:r>
-        <w:t xml:space="preserve"> через </w:t>
-      </w:r>
-      <w:proofErr w:type="spellStart"/>
-      <w:r>
-        <w:t>спецiальнi</w:t>
-      </w:r>
-      <w:proofErr w:type="spellEnd"/>
-      <w:r>
-        <w:t xml:space="preserve"> методи. </w:t>
-      </w:r>
-      <w:proofErr w:type="spellStart"/>
-      <w:r>
-        <w:t>Реалiзував</w:t>
-      </w:r>
-      <w:proofErr w:type="spellEnd"/>
-      <w:r>
-        <w:t xml:space="preserve"> два методи </w:t>
-      </w:r>
-      <w:proofErr w:type="spellStart"/>
-      <w:r>
-        <w:t>розвязання</w:t>
-      </w:r>
-      <w:proofErr w:type="spellEnd"/>
-      <w:r>
-        <w:t xml:space="preserve"> </w:t>
-      </w:r>
-      <w:proofErr w:type="spellStart"/>
-      <w:r>
-        <w:t>нелiнiйних</w:t>
-      </w:r>
-      <w:proofErr w:type="spellEnd"/>
-      <w:r>
-        <w:t xml:space="preserve"> </w:t>
-      </w:r>
-      <w:proofErr w:type="spellStart"/>
-      <w:r>
-        <w:t>рiвнянь</w:t>
-      </w:r>
-      <w:proofErr w:type="spellEnd"/>
-      <w:r>
-        <w:t xml:space="preserve">. Метод </w:t>
-      </w:r>
-      <w:proofErr w:type="spellStart"/>
-      <w:r>
-        <w:t>дихотомiї</w:t>
-      </w:r>
-      <w:proofErr w:type="spellEnd"/>
-      <w:r>
-        <w:t xml:space="preserve"> </w:t>
-      </w:r>
-      <w:proofErr w:type="spellStart"/>
-      <w:r>
-        <w:t>простiший</w:t>
-      </w:r>
-      <w:proofErr w:type="spellEnd"/>
-      <w:r>
-        <w:t xml:space="preserve"> у </w:t>
-      </w:r>
-      <w:proofErr w:type="spellStart"/>
-      <w:r>
-        <w:t>реалiзацiї</w:t>
-      </w:r>
-      <w:proofErr w:type="spellEnd"/>
-      <w:r>
-        <w:t xml:space="preserve">, але потребує </w:t>
-      </w:r>
-      <w:proofErr w:type="spellStart"/>
-      <w:r>
-        <w:t>бiльше</w:t>
-      </w:r>
-      <w:proofErr w:type="spellEnd"/>
-      <w:r>
-        <w:t xml:space="preserve"> </w:t>
-      </w:r>
-      <w:proofErr w:type="spellStart"/>
-      <w:r>
-        <w:t>iтерацiй</w:t>
-      </w:r>
-      <w:proofErr w:type="spellEnd"/>
-      <w:r>
-        <w:t xml:space="preserve">. Метод Ньютона </w:t>
-      </w:r>
-      <w:proofErr w:type="spellStart"/>
-      <w:r>
-        <w:lastRenderedPageBreak/>
-        <w:t>збiгається</w:t>
-      </w:r>
-      <w:proofErr w:type="spellEnd"/>
-      <w:r>
-        <w:t xml:space="preserve"> значно швидше, проте вимагає обчислення </w:t>
-      </w:r>
-      <w:proofErr w:type="spellStart"/>
-      <w:r>
-        <w:t>похiдної</w:t>
-      </w:r>
-      <w:proofErr w:type="spellEnd"/>
-      <w:r>
-        <w:t xml:space="preserve">. Обидва методи дали практично однаковий результат, що </w:t>
-      </w:r>
-      <w:proofErr w:type="spellStart"/>
-      <w:r>
-        <w:t>пiдтверджує</w:t>
-      </w:r>
-      <w:proofErr w:type="spellEnd"/>
-      <w:r>
-        <w:t xml:space="preserve"> їх </w:t>
-      </w:r>
-      <w:proofErr w:type="spellStart"/>
-      <w:r>
-        <w:t>коректнiсть</w:t>
-      </w:r>
-      <w:proofErr w:type="spellEnd"/>
-      <w:r>
-        <w:t>.</w:t>
+      <w:r>
+        <w:t>Пiд час виконання лабораторної роботи я навчився створювати власнi класи в C++ та застосовувати принципи iнкапсуляцiї, коли данi класу захищенi вiд прямого доступу i змiнюються тiльки через спецiальнi методи. Реалiзував два методи розвязання нелiнiйних рiвнянь. Метод дихотомiї простiший у реалiзацiї, але потребує бiльше iтерацiй. Метод Ньютона збiгається значно швидше, проте вимагає обчислення похiдної. Обидва методи дали практично однаковий результат, що пiдтверджує їх коректнiсть.</w:t>
       </w:r>
     </w:p>
     <w:sectPr>
